--- a/works/K3320/Фатин Алексей Андреевич/lab5/ЛР5.docx
+++ b/works/K3320/Фатин Алексей Андреевич/lab5/ЛР5.docx
@@ -488,7 +488,6 @@
           <w:rFonts w:ascii="Times New Roman" w:hAnsi="Times New Roman" w:cs="Times New Roman"/>
           <w:sz w:val="28"/>
           <w:szCs w:val="28"/>
-          <w:lang w:val="en-US"/>
         </w:rPr>
       </w:pPr>
       <w:r>
@@ -504,7 +503,6 @@
           <w:rFonts w:ascii="Times New Roman" w:hAnsi="Times New Roman" w:cs="Times New Roman"/>
           <w:sz w:val="28"/>
           <w:szCs w:val="28"/>
-          <w:lang w:val="en-US"/>
         </w:rPr>
         <w:t>5</w:t>
       </w:r>
@@ -1091,15 +1089,7 @@
           <w:sz w:val="28"/>
           <w:szCs w:val="28"/>
         </w:rPr>
-        <w:t>2</w:t>
-      </w:r>
-      <w:r>
-        <w:rPr>
-          <w:rFonts w:ascii="Times New Roman" w:hAnsi="Times New Roman" w:cs="Times New Roman"/>
-          <w:sz w:val="28"/>
-          <w:szCs w:val="28"/>
-        </w:rPr>
-        <w:t xml:space="preserve">. </w:t>
+        <w:t xml:space="preserve">2. </w:t>
       </w:r>
       <w:r>
         <w:rPr>
@@ -1131,6 +1121,7 @@
           <w:bCs/>
           <w:sz w:val="28"/>
           <w:szCs w:val="28"/>
+          <w:lang w:val="en-US"/>
         </w:rPr>
       </w:pPr>
       <w:r>
@@ -1213,7 +1204,7 @@
           <w:sz w:val="28"/>
           <w:szCs w:val="28"/>
         </w:rPr>
-        <w:t xml:space="preserve"> </w:t>
+        <w:t xml:space="preserve">, </w:t>
       </w:r>
       <w:r>
         <w:rPr>
@@ -1222,6 +1213,15 @@
           <w:sz w:val="28"/>
           <w:szCs w:val="28"/>
         </w:rPr>
+        <w:t xml:space="preserve">а также разворачивать картинку и переходить на статью Википедии по ссылке </w:t>
+      </w:r>
+      <w:r>
+        <w:rPr>
+          <w:rFonts w:ascii="Times New Roman" w:hAnsi="Times New Roman" w:cs="Times New Roman"/>
+          <w:bCs/>
+          <w:sz w:val="28"/>
+          <w:szCs w:val="28"/>
+        </w:rPr>
         <w:t>(рис</w:t>
       </w:r>
       <w:r>
@@ -1231,7 +1231,17 @@
           <w:sz w:val="28"/>
           <w:szCs w:val="28"/>
         </w:rPr>
-        <w:t>. 3).</w:t>
+        <w:t>. 3)</w:t>
+      </w:r>
+      <w:r>
+        <w:rPr>
+          <w:rFonts w:ascii="Times New Roman" w:hAnsi="Times New Roman" w:cs="Times New Roman"/>
+          <w:bCs/>
+          <w:sz w:val="28"/>
+          <w:szCs w:val="28"/>
+          <w:lang w:val="en-US"/>
+        </w:rPr>
+        <w:t>.</w:t>
       </w:r>
     </w:p>
     <w:p>
@@ -1265,10 +1275,10 @@
           <w:szCs w:val="28"/>
         </w:rPr>
         <w:drawing>
-          <wp:inline distT="0" distB="0" distL="0" distR="0" wp14:anchorId="59238068" wp14:editId="3D3D5AAB">
-            <wp:extent cx="5217953" cy="1703381"/>
-            <wp:effectExtent l="0" t="0" r="1905" b="0"/>
-            <wp:docPr id="6" name="Picture 6" descr="A screen shot of a computer&#10;&#10;Description automatically generated"/>
+          <wp:inline distT="0" distB="0" distL="0" distR="0" wp14:anchorId="004C0975" wp14:editId="1C7289EB">
+            <wp:extent cx="5009189" cy="2235506"/>
+            <wp:effectExtent l="0" t="0" r="0" b="0"/>
+            <wp:docPr id="1" name="Picture 1" descr="A screen shot of a computer&#10;&#10;Description automatically generated"/>
             <wp:cNvGraphicFramePr>
               <a:graphicFrameLocks xmlns:a="http://schemas.openxmlformats.org/drawingml/2006/main" noChangeAspect="1"/>
             </wp:cNvGraphicFramePr>
@@ -1276,7 +1286,7 @@
               <a:graphicData uri="http://schemas.openxmlformats.org/drawingml/2006/picture">
                 <pic:pic xmlns:pic="http://schemas.openxmlformats.org/drawingml/2006/picture">
                   <pic:nvPicPr>
-                    <pic:cNvPr id="6" name="Picture 6" descr="A screen shot of a computer&#10;&#10;Description automatically generated"/>
+                    <pic:cNvPr id="1" name="Picture 1" descr="A screen shot of a computer&#10;&#10;Description automatically generated"/>
                     <pic:cNvPicPr/>
                   </pic:nvPicPr>
                   <pic:blipFill>
@@ -1294,7 +1304,7 @@
                   <pic:spPr>
                     <a:xfrm>
                       <a:off x="0" y="0"/>
-                      <a:ext cx="5232868" cy="1708250"/>
+                      <a:ext cx="5025177" cy="2242641"/>
                     </a:xfrm>
                     <a:prstGeom prst="rect">
                       <a:avLst/>
@@ -1329,7 +1339,6 @@
           <w:rFonts w:ascii="Times New Roman" w:hAnsi="Times New Roman" w:cs="Times New Roman"/>
           <w:sz w:val="28"/>
           <w:szCs w:val="28"/>
-          <w:lang w:val="en-US"/>
         </w:rPr>
         <w:t>3</w:t>
       </w:r>
@@ -1347,7 +1356,15 @@
           <w:sz w:val="28"/>
           <w:szCs w:val="28"/>
         </w:rPr>
-        <w:t>Добавление обработчика событий</w:t>
+        <w:t xml:space="preserve">Добавление </w:t>
+      </w:r>
+      <w:r>
+        <w:rPr>
+          <w:rFonts w:ascii="Times New Roman" w:hAnsi="Times New Roman" w:cs="Times New Roman"/>
+          <w:sz w:val="28"/>
+          <w:szCs w:val="28"/>
+        </w:rPr>
+        <w:t>функций на клики областей</w:t>
       </w:r>
     </w:p>
     <w:p>
@@ -1422,7 +1439,6 @@
           <w:sz w:val="28"/>
           <w:szCs w:val="28"/>
         </w:rPr>
-        <w:lastRenderedPageBreak/>
         <w:drawing>
           <wp:inline distT="0" distB="0" distL="0" distR="0" wp14:anchorId="0F53DAEB" wp14:editId="00EE96D7">
             <wp:extent cx="5452844" cy="3832709"/>
@@ -1510,6 +1526,65 @@
     </w:p>
     <w:p>
       <w:pPr>
+        <w:jc w:val="center"/>
+        <w:rPr>
+          <w:rFonts w:ascii="Times New Roman" w:hAnsi="Times New Roman" w:cs="Times New Roman"/>
+          <w:sz w:val="28"/>
+          <w:szCs w:val="28"/>
+        </w:rPr>
+      </w:pPr>
+    </w:p>
+    <w:p>
+      <w:pPr>
+        <w:rPr>
+          <w:rFonts w:ascii="Times New Roman" w:hAnsi="Times New Roman" w:cs="Times New Roman"/>
+          <w:sz w:val="28"/>
+          <w:szCs w:val="28"/>
+        </w:rPr>
+      </w:pPr>
+      <w:r>
+        <w:rPr>
+          <w:rFonts w:ascii="Times New Roman" w:hAnsi="Times New Roman" w:cs="Times New Roman"/>
+          <w:sz w:val="28"/>
+          <w:szCs w:val="28"/>
+        </w:rPr>
+        <w:t>Так же проверим открытие ссылки</w:t>
+      </w:r>
+      <w:r>
+        <w:rPr>
+          <w:rFonts w:ascii="Times New Roman" w:hAnsi="Times New Roman" w:cs="Times New Roman"/>
+          <w:sz w:val="28"/>
+          <w:szCs w:val="28"/>
+        </w:rPr>
+        <w:t xml:space="preserve"> </w:t>
+      </w:r>
+      <w:r>
+        <w:rPr>
+          <w:rFonts w:ascii="Times New Roman" w:hAnsi="Times New Roman" w:cs="Times New Roman"/>
+          <w:sz w:val="28"/>
+          <w:szCs w:val="28"/>
+        </w:rPr>
+        <w:t>(рис</w:t>
+      </w:r>
+      <w:r>
+        <w:rPr>
+          <w:rFonts w:ascii="Times New Roman" w:hAnsi="Times New Roman" w:cs="Times New Roman"/>
+          <w:sz w:val="28"/>
+          <w:szCs w:val="28"/>
+        </w:rPr>
+        <w:t>. 5)</w:t>
+      </w:r>
+      <w:r>
+        <w:rPr>
+          <w:rFonts w:ascii="Times New Roman" w:hAnsi="Times New Roman" w:cs="Times New Roman"/>
+          <w:sz w:val="28"/>
+          <w:szCs w:val="28"/>
+        </w:rPr>
+        <w:br/>
+      </w:r>
+    </w:p>
+    <w:p>
+      <w:pPr>
         <w:spacing w:after="0" w:line="360" w:lineRule="auto"/>
         <w:jc w:val="center"/>
         <w:rPr>
@@ -1519,17 +1594,100 @@
           <w:szCs w:val="28"/>
         </w:rPr>
       </w:pPr>
-    </w:p>
-    <w:p>
-      <w:pPr>
-        <w:spacing w:after="0" w:line="360" w:lineRule="auto"/>
-        <w:rPr>
-          <w:rFonts w:ascii="Times New Roman" w:hAnsi="Times New Roman" w:cs="Times New Roman"/>
-          <w:b/>
-          <w:sz w:val="28"/>
-          <w:szCs w:val="28"/>
-        </w:rPr>
-      </w:pPr>
+      <w:r>
+        <w:rPr>
+          <w:rFonts w:ascii="Times New Roman" w:hAnsi="Times New Roman" w:cs="Times New Roman"/>
+          <w:bCs/>
+          <w:noProof/>
+          <w:sz w:val="28"/>
+          <w:szCs w:val="28"/>
+        </w:rPr>
+        <w:drawing>
+          <wp:inline distT="0" distB="0" distL="0" distR="0" wp14:anchorId="4D8609F1" wp14:editId="64CBE77D">
+            <wp:extent cx="6300470" cy="2267585"/>
+            <wp:effectExtent l="0" t="0" r="0" b="5715"/>
+            <wp:docPr id="2" name="Picture 2" descr="A screenshot of a computer&#10;&#10;Description automatically generated"/>
+            <wp:cNvGraphicFramePr>
+              <a:graphicFrameLocks xmlns:a="http://schemas.openxmlformats.org/drawingml/2006/main" noChangeAspect="1"/>
+            </wp:cNvGraphicFramePr>
+            <a:graphic xmlns:a="http://schemas.openxmlformats.org/drawingml/2006/main">
+              <a:graphicData uri="http://schemas.openxmlformats.org/drawingml/2006/picture">
+                <pic:pic xmlns:pic="http://schemas.openxmlformats.org/drawingml/2006/picture">
+                  <pic:nvPicPr>
+                    <pic:cNvPr id="2" name="Picture 2" descr="A screenshot of a computer&#10;&#10;Description automatically generated"/>
+                    <pic:cNvPicPr/>
+                  </pic:nvPicPr>
+                  <pic:blipFill>
+                    <a:blip r:embed="rId12" cstate="print">
+                      <a:extLst>
+                        <a:ext uri="{28A0092B-C50C-407E-A947-70E740481C1C}">
+                          <a14:useLocalDpi xmlns:a14="http://schemas.microsoft.com/office/drawing/2010/main" val="0"/>
+                        </a:ext>
+                      </a:extLst>
+                    </a:blip>
+                    <a:stretch>
+                      <a:fillRect/>
+                    </a:stretch>
+                  </pic:blipFill>
+                  <pic:spPr>
+                    <a:xfrm>
+                      <a:off x="0" y="0"/>
+                      <a:ext cx="6300470" cy="2267585"/>
+                    </a:xfrm>
+                    <a:prstGeom prst="rect">
+                      <a:avLst/>
+                    </a:prstGeom>
+                  </pic:spPr>
+                </pic:pic>
+              </a:graphicData>
+            </a:graphic>
+          </wp:inline>
+        </w:drawing>
+      </w:r>
+    </w:p>
+    <w:p>
+      <w:pPr>
+        <w:jc w:val="center"/>
+        <w:rPr>
+          <w:rFonts w:ascii="Times New Roman" w:hAnsi="Times New Roman" w:cs="Times New Roman"/>
+          <w:sz w:val="28"/>
+          <w:szCs w:val="28"/>
+          <w:lang w:val="en-US"/>
+        </w:rPr>
+      </w:pPr>
+      <w:r>
+        <w:rPr>
+          <w:rFonts w:ascii="Times New Roman" w:hAnsi="Times New Roman" w:cs="Times New Roman"/>
+          <w:sz w:val="28"/>
+          <w:szCs w:val="28"/>
+        </w:rPr>
+        <w:t xml:space="preserve">Рисунок </w:t>
+      </w:r>
+      <w:r>
+        <w:rPr>
+          <w:rFonts w:ascii="Times New Roman" w:hAnsi="Times New Roman" w:cs="Times New Roman"/>
+          <w:sz w:val="28"/>
+          <w:szCs w:val="28"/>
+          <w:lang w:val="en-US"/>
+        </w:rPr>
+        <w:t>5</w:t>
+      </w:r>
+      <w:r>
+        <w:rPr>
+          <w:rFonts w:ascii="Times New Roman" w:hAnsi="Times New Roman" w:cs="Times New Roman"/>
+          <w:sz w:val="28"/>
+          <w:szCs w:val="28"/>
+        </w:rPr>
+        <w:t xml:space="preserve">. </w:t>
+      </w:r>
+      <w:r>
+        <w:rPr>
+          <w:rFonts w:ascii="Times New Roman" w:hAnsi="Times New Roman" w:cs="Times New Roman"/>
+          <w:sz w:val="28"/>
+          <w:szCs w:val="28"/>
+        </w:rPr>
+        <w:t>Переход по клику</w:t>
+      </w:r>
     </w:p>
     <w:p>
       <w:pPr>
@@ -1550,6 +1708,7 @@
           <w:sz w:val="28"/>
           <w:szCs w:val="28"/>
         </w:rPr>
+        <w:lastRenderedPageBreak/>
         <w:t>Вывод</w:t>
       </w:r>
       <w:r>
@@ -1615,6 +1774,22 @@
           <w:szCs w:val="28"/>
         </w:rPr>
         <w:t>добавлен функционал изменения цвета фона страницы при клике по областям</w:t>
+      </w:r>
+      <w:r>
+        <w:rPr>
+          <w:rFonts w:ascii="Times New Roman" w:hAnsi="Times New Roman" w:cs="Times New Roman"/>
+          <w:sz w:val="28"/>
+          <w:szCs w:val="28"/>
+        </w:rPr>
+        <w:t xml:space="preserve">, </w:t>
+      </w:r>
+      <w:r>
+        <w:rPr>
+          <w:rFonts w:ascii="Times New Roman" w:hAnsi="Times New Roman" w:cs="Times New Roman"/>
+          <w:sz w:val="28"/>
+          <w:szCs w:val="28"/>
+        </w:rPr>
+        <w:t>вращения изображения и перехода по гипрессылке</w:t>
       </w:r>
       <w:r>
         <w:rPr>
